--- a/klagomål/A 63242-2025 FSC-klagomål.docx
+++ b/klagomål/A 63242-2025 FSC-klagomål.docx
@@ -163,7 +163,7 @@
         <w:pStyle w:val="Title"/>
       </w:pPr>
       <w:r>
-        <w:t>Inledande FSC- /PEFC-klagomål – information om höga naturvärden i avverkningsanmälan A 63242-2025 i Överkalix kommun</w:t>
+        <w:t>Inledande FSC- /PEFC-klagomål – information om höga naturvärden och fridlysta arter i avverkningsanmälan A 63242-2025 i Överkalix kommun</w:t>
       </w:r>
     </w:p>
     <w:p>
@@ -216,12 +216,12 @@
         <w:spacing w:after="240"/>
       </w:pPr>
       <w:r>
-        <w:t>Figur 1. Fyndplatser för naturvårdsarter i avverkningsanmälan. Markörer utan svart kant är placerade på fyndplatsen. Markörer med svart kant är placerade vid sidan av fyndplatsen har ett svart streck som visar fyndplatsens exakta position. Kartans mittpunktskoordinat är N 7375335, E 852618 i SWEREF 99 TM.</w:t>
+        <w:t>Figur 1. Fyndplatser för naturvårdsarter i och inom 23 meter från avverkningsanmälan. Markörer utan svart kant är placerade på fyndplatsen. Markörer med svart kant är placerade vid sidan av fyndplatsen har ett svart streck som visar fyndplatsens exakta position. Kartans mittpunktskoordinat är N 7375335, E 852618 i SWEREF 99 TM.</w:t>
       </w:r>
     </w:p>
     <w:p>
       <w:r>
-        <w:t>I avverkningsanmälan finns fynd av 6 naturvårdsarter, varav 5 är rödlistade, 4 är typiska (T) och 1 är signalart (S): garnlav (VU, T), dropptaggsvamp (NT, T), nordtagging (NT), skarp dropptaggsvamp (NT), talltagel (NT, T) och nästlav (S, T). Se Figur 1.</w:t>
+        <w:t>I och inom 23 meter från avverkningsanmälan finns fynd av 11 naturvårdsarter, varav 9 är rödlistade, 1 är fridlyst, 7 är typiska (T) och 2 är signalarter (S): garnlav (VU, T), dropptaggsvamp (NT, T), kolflarnlav (NT, T), nordtagging (NT), orange taggsvamp (NT, T), skarp dropptaggsvamp (NT), tallriska (NT), talltagel (NT, T), vaddporing (NT), nästlav (S, T) och plattlummer (S, T, §9). Se Figur 1.</w:t>
       </w:r>
     </w:p>
     <w:p>
@@ -301,6 +301,26 @@
         <w:rPr>
           <w:b/>
         </w:rPr>
+        <w:t>Kolflarnlav (NT)</w:t>
+      </w:r>
+      <w:r>
+        <w:t xml:space="preserve"> är brandberoende och växer nästan uteslutande på kolad hård kärnved av tall. Etableringen verkar ske först 100–300 år efter brand och nytt substrat nybildas i mycket begränsad omfattning. Avverkning av tallskog av naturskogskaraktär med spår av återkommande bränder är ett hot och mängden lämplig ved att växa på för arten minskar dels på grund av naturlig nedbrytning men framförallt på grund av att det förstörs i samband med slutavverkningar, gallringar och markberedning. Såväl kolflarnlav som mörk kolflarnlav har glänsande bålfjäll och förekommer främst i tall- och blandbarrskogar av naturskogskaraktär med spår av återkommande bränder. Skogar som dessa hyser höga biologiska värden och bör skyddas. Kolflarnlav är typisk art för </w:t>
+      </w:r>
+      <w:r>
+        <w:rPr>
+          <w:i/>
+        </w:rPr>
+        <w:t>9010 Taiga</w:t>
+      </w:r>
+      <w:r>
+        <w:t xml:space="preserve"> (SLU Artdatabanken, 2024).</w:t>
+      </w:r>
+    </w:p>
+    <w:p>
+      <w:r>
+        <w:rPr>
+          <w:b/>
+        </w:rPr>
         <w:t>Nordtagging (NT)</w:t>
       </w:r>
       <w:r>
@@ -312,10 +332,41 @@
         <w:rPr>
           <w:b/>
         </w:rPr>
+        <w:t xml:space="preserve">Orange taggsvamp (NT) </w:t>
+      </w:r>
+      <w:r>
+        <w:t xml:space="preserve">bildar mykorrhiza med både gran och tall och den förekommer främst i äldre barrskogar med kontinuitetsskogskaraktär. Mest frekvent är den i äldre mossrik granskog, men då bara i skogar inom granens naturliga utbredningsområde och i bestånd med långvarig grankontinuitet. Den totala populationen i landet bedöms ha minskat kraftigt och fortsatt kommer att minska då arten är knuten till en produktiv skogsmiljö som successivt avverkas. Arten hotas främst av skogsavverkning och tycks försvinna efter slutavverkning, markberedning och plantering och det är inte känt att arten har återkommit i anlagd skog på tidigare kalmark. Orange taggsvamp är typisk art för </w:t>
+      </w:r>
+      <w:r>
+        <w:rPr>
+          <w:i/>
+        </w:rPr>
+        <w:t>9010 Taiga</w:t>
+      </w:r>
+      <w:r>
+        <w:t xml:space="preserve"> (SLU Artdatabanken, 2024).</w:t>
+      </w:r>
+    </w:p>
+    <w:p>
+      <w:r>
+        <w:rPr>
+          <w:b/>
+        </w:rPr>
         <w:t xml:space="preserve">Skarp dropptaggsvamp (NT) </w:t>
       </w:r>
       <w:r>
         <w:t>bildar mykorrhiza med både gran och tall, främst i barrskogar med trädkontinuitet. Arten uppträder dels i näringsrik kalkbarrskog och dels i sur lavtallskog. Kalkbarrskogarna är ofta grandominerade, olikåldriga och skiktade på frisk mark med ett örtrikt vegetationsskikt. Lavtallskogarna är i regel magra, torra, ljusöppna och ofta brandpräglade. Den totala populationen i landet har minskat och bedöms fortsätta minska till följd av avverkning av äldre barrskogar. Arten har begränsad förmåga att återetablera sig efter slutavverkning eller andra storskaliga skogsbruksåtgärder. Det saknas indikationer på att arten långsiktigt kan etablera eller reproducera sig i skogsbestånd som brukas med metoder som trakthyggesbruk, markberedning, gödsling eller föryngring med förädlat plantmaterial. Minskningstakten för den svenska populationen bedöms vara nära gränsvärdet för Sårbar (VU) (SLU Artdatabanken, 2026).</w:t>
+      </w:r>
+    </w:p>
+    <w:p>
+      <w:r>
+        <w:rPr>
+          <w:b/>
+        </w:rPr>
+        <w:t>Tallriska (NT)</w:t>
+      </w:r>
+      <w:r>
+        <w:t xml:space="preserve"> bildar mykorrhiza med tall och växer i äldre, mager och torr tallskog med lång trädkontinuitet, såsom tallhedar och sandtallskogar. Arten hotas huvudsakligen av avverkning av äldre tallskogar och på kända lokaler bör slutavverkning, markberedning och gödsling undvikas (SLU Artdatabanken, 2024).</w:t>
       </w:r>
     </w:p>
     <w:p>
@@ -343,6 +394,17 @@
         <w:rPr>
           <w:b/>
         </w:rPr>
+        <w:t xml:space="preserve">Vaddporing (NT) </w:t>
+      </w:r>
+      <w:r>
+        <w:t>är en brunrötande vednedbrytare som hittas på undersidan av liggande murken tallved i olika former. Substratet utgörs framför allt av den typ av hård, kådimpregnerad och ofta kolad tallved som skapas i brandpräglad skog. Vedtypen nybildas i mycket liten omfattning och det är sannolikt att arten upplever en utdöendeskuld. För att garantera artens fortlevnad bör man både säkra att artens växtplatser hålls intakta samt att långsiktigt säkerställa att ny ved tillkommer, allra helst i omedelbar anslutning till artens växtplatser. Skoglig gallring och annat uttag av virke innebär ett hot mot arten (SLU Artdatabanken, 2024).</w:t>
+      </w:r>
+    </w:p>
+    <w:p>
+      <w:r>
+        <w:rPr>
+          <w:b/>
+        </w:rPr>
         <w:t>Nästlav</w:t>
       </w:r>
       <w:r>
@@ -356,6 +418,35 @@
       </w:r>
       <w:r>
         <w:t>(Nitare &amp; Skogsstyrelsen, 2019; SLU Artdatabanken, 2025).</w:t>
+      </w:r>
+    </w:p>
+    <w:p>
+      <w:r>
+        <w:rPr>
+          <w:b/>
+        </w:rPr>
+        <w:t>Plattlummer (§9)</w:t>
+      </w:r>
+      <w:r>
+        <w:t xml:space="preserve"> växer främst i ljusöppna sandtallskogar eller annan gles, torr och brandpräglad hedbarrskog. Den är mest frekvent i olika typer av naturskogar och kontinuitetsskogar och missgynnas markant av slutavverkning och maskinell markberedning. Söder ut i landet förekommer de närstående arterna cypresslummer (EN, §8) och mellanlummer (NT, §9), vilka båda omfattas av EU:s art- och habitatdirektiv. Plattlummer är typisk art för </w:t>
+      </w:r>
+      <w:r>
+        <w:rPr>
+          <w:i/>
+        </w:rPr>
+        <w:t xml:space="preserve">9010 Taiga </w:t>
+      </w:r>
+      <w:r>
+        <w:t>och</w:t>
+      </w:r>
+      <w:r>
+        <w:rPr>
+          <w:i/>
+        </w:rPr>
+        <w:t xml:space="preserve"> 2320 Rissandhedar </w:t>
+      </w:r>
+      <w:r>
+        <w:t>(Nitare &amp; Skogsstyrelsen, 2019; SLU Artdatabanken, 2026).</w:t>
       </w:r>
     </w:p>
     <w:p>
@@ -448,7 +539,7 @@
         <w:rPr>
           <w:i/>
         </w:rPr>
-        <w:t>I det avverkningsanmälda skogsområdet har 6 naturvårdsarter varav 5 rödlistade arter sina livsmiljöer och växtplatser.</w:t>
+        <w:t>I det avverkningsanmälda skogsområdet har 11 naturvårdsarter varav 9 rödlistade arter sina livsmiljöer och växtplatser.</w:t>
       </w:r>
     </w:p>
     <w:p>
@@ -763,7 +854,7 @@
     <w:r>
       <w:tab/>
       <w:tab/>
-      <w:t>2026-07-31</w:t>
+      <w:t>2026-08-01</w:t>
       <w:br/>
       <w:br/>
     </w:r>

--- a/klagomål/A 63242-2025 FSC-klagomål.docx
+++ b/klagomål/A 63242-2025 FSC-klagomål.docx
@@ -854,7 +854,7 @@
     <w:r>
       <w:tab/>
       <w:tab/>
-      <w:t>2026-08-01</w:t>
+      <w:t>2026-08-02</w:t>
       <w:br/>
       <w:br/>
     </w:r>

--- a/klagomål/A 63242-2025 FSC-klagomål.docx
+++ b/klagomål/A 63242-2025 FSC-klagomål.docx
@@ -854,7 +854,7 @@
     <w:r>
       <w:tab/>
       <w:tab/>
-      <w:t>2026-08-02</w:t>
+      <w:t>2026-08-03</w:t>
       <w:br/>
       <w:br/>
     </w:r>

--- a/klagomål/A 63242-2025 FSC-klagomål.docx
+++ b/klagomål/A 63242-2025 FSC-klagomål.docx
@@ -854,7 +854,7 @@
     <w:r>
       <w:tab/>
       <w:tab/>
-      <w:t>2026-08-03</w:t>
+      <w:t>2026-08-05</w:t>
       <w:br/>
       <w:br/>
     </w:r>

--- a/klagomål/A 63242-2025 FSC-klagomål.docx
+++ b/klagomål/A 63242-2025 FSC-klagomål.docx
@@ -854,7 +854,7 @@
     <w:r>
       <w:tab/>
       <w:tab/>
-      <w:t>2026-08-05</w:t>
+      <w:t>2026-08-07</w:t>
       <w:br/>
       <w:br/>
     </w:r>

--- a/klagomål/A 63242-2025 FSC-klagomål.docx
+++ b/klagomål/A 63242-2025 FSC-klagomål.docx
@@ -854,7 +854,7 @@
     <w:r>
       <w:tab/>
       <w:tab/>
-      <w:t>2026-08-07</w:t>
+      <w:t>2026-08-08</w:t>
       <w:br/>
       <w:br/>
     </w:r>

--- a/klagomål/A 63242-2025 FSC-klagomål.docx
+++ b/klagomål/A 63242-2025 FSC-klagomål.docx
@@ -854,7 +854,7 @@
     <w:r>
       <w:tab/>
       <w:tab/>
-      <w:t>2026-08-15</w:t>
+      <w:t>2026-08-16</w:t>
       <w:br/>
       <w:br/>
     </w:r>

--- a/klagomål/A 63242-2025 FSC-klagomål.docx
+++ b/klagomål/A 63242-2025 FSC-klagomål.docx
@@ -854,7 +854,7 @@
     <w:r>
       <w:tab/>
       <w:tab/>
-      <w:t>2026-08-16</w:t>
+      <w:t>2026-08-17</w:t>
       <w:br/>
       <w:br/>
     </w:r>

--- a/klagomål/A 63242-2025 FSC-klagomål.docx
+++ b/klagomål/A 63242-2025 FSC-klagomål.docx
@@ -854,7 +854,7 @@
     <w:r>
       <w:tab/>
       <w:tab/>
-      <w:t>2026-08-17</w:t>
+      <w:t>2026-08-18</w:t>
       <w:br/>
       <w:br/>
     </w:r>

--- a/klagomål/A 63242-2025 FSC-klagomål.docx
+++ b/klagomål/A 63242-2025 FSC-klagomål.docx
@@ -854,7 +854,7 @@
     <w:r>
       <w:tab/>
       <w:tab/>
-      <w:t>2026-08-18</w:t>
+      <w:t>2026-08-19</w:t>
       <w:br/>
       <w:br/>
     </w:r>

--- a/klagomål/A 63242-2025 FSC-klagomål.docx
+++ b/klagomål/A 63242-2025 FSC-klagomål.docx
@@ -854,7 +854,7 @@
     <w:r>
       <w:tab/>
       <w:tab/>
-      <w:t>2026-08-19</w:t>
+      <w:t>2026-08-20</w:t>
       <w:br/>
       <w:br/>
     </w:r>

--- a/klagomål/A 63242-2025 FSC-klagomål.docx
+++ b/klagomål/A 63242-2025 FSC-klagomål.docx
@@ -854,7 +854,7 @@
     <w:r>
       <w:tab/>
       <w:tab/>
-      <w:t>2026-08-20</w:t>
+      <w:t>2026-08-21</w:t>
       <w:br/>
       <w:br/>
     </w:r>

--- a/klagomål/A 63242-2025 FSC-klagomål.docx
+++ b/klagomål/A 63242-2025 FSC-klagomål.docx
@@ -178,7 +178,7 @@
       <w:r>
         <w:drawing>
           <wp:inline xmlns:a="http://schemas.openxmlformats.org/drawingml/2006/main" xmlns:pic="http://schemas.openxmlformats.org/drawingml/2006/picture">
-            <wp:extent cx="5486400" cy="3131584"/>
+            <wp:extent cx="5486400" cy="3250362"/>
             <wp:docPr id="1" name="Picture 1"/>
             <wp:cNvGraphicFramePr>
               <a:graphicFrameLocks noChangeAspect="1"/>
@@ -199,7 +199,7 @@
                   <pic:spPr>
                     <a:xfrm>
                       <a:off x="0" y="0"/>
-                      <a:ext cx="5486400" cy="3131584"/>
+                      <a:ext cx="5486400" cy="3250362"/>
                     </a:xfrm>
                     <a:prstGeom prst="rect"/>
                   </pic:spPr>
@@ -221,7 +221,7 @@
     </w:p>
     <w:p>
       <w:r>
-        <w:t>I och inom 23 meter från avverkningsanmälan finns fynd av 11 naturvårdsarter, varav 9 är rödlistade, 1 är fridlyst, 7 är typiska (T) och 2 är signalarter (S): garnlav (VU, T), dropptaggsvamp (NT, T), kolflarnlav (NT, T), nordtagging (NT), orange taggsvamp (NT, T), skarp dropptaggsvamp (NT), tallriska (NT), talltagel (NT, T), vaddporing (NT), nästlav (S, T) och plattlummer (S, T, §9). Se Figur 1.</w:t>
+        <w:t>I och inom 23 meter från avverkningsanmälan finns fynd av 12 naturvårdsarter, varav 9 är rödlistade, 2 är fridlysta, 8 är typiska (T) och 2 är signalarter (S): garnlav (VU, T), dropptaggsvamp (NT, T), kolflarnlav (NT, T), nordtagging (NT), orange taggsvamp (NT, T), skarp dropptaggsvamp (NT), tallriska (NT), talltagel (NT, T), vaddporing (NT), nästlav (S, T), plattlummer (S, T, §9) och tjäder (T, §4). Se Figur 1.</w:t>
       </w:r>
     </w:p>
     <w:p>
@@ -244,7 +244,7 @@
     </w:p>
     <w:p>
       <w:r>
-        <w:t>Nedan följer beskrivningar av de naturvårdsarter och fridlysta arter som har sina livsmiljöer och växtplatser i den avverkningsanmälda skogen. De påträffade naturvårdsarterna är ett tydligt kvitto på att det rör sig om en skog med höga naturvärden.</w:t>
+        <w:t>Nedan följer beskrivningar av de naturvårdsarter och fridlysta arter som har sina livsmiljöer och växtplatser i den avverkningsanmälda skogen. Se även ytterligare artfakta i BILAGA 1. De påträffade naturvårdsarterna är ett tydligt kvitto på att det rör sig om en skog med höga naturvärden.</w:t>
       </w:r>
     </w:p>
     <w:p>
@@ -447,6 +447,35 @@
       </w:r>
       <w:r>
         <w:t>(Nitare &amp; Skogsstyrelsen, 2019; SLU Artdatabanken, 2026).</w:t>
+      </w:r>
+    </w:p>
+    <w:p>
+      <w:r>
+        <w:rPr>
+          <w:b/>
+        </w:rPr>
+        <w:t>Tjäder (§4)</w:t>
+      </w:r>
+      <w:r>
+        <w:t xml:space="preserve"> omfattas av bilaga 1 och 2 EU:s fågeldirektiv och är typisk art för </w:t>
+      </w:r>
+      <w:r>
+        <w:rPr>
+          <w:i/>
+        </w:rPr>
+        <w:t xml:space="preserve">9010 Taiga </w:t>
+      </w:r>
+      <w:r>
+        <w:t xml:space="preserve">och </w:t>
+      </w:r>
+      <w:r>
+        <w:rPr>
+          <w:i/>
+        </w:rPr>
+        <w:t>9740 Skogsbevuxen myr</w:t>
+      </w:r>
+      <w:r>
+        <w:t>. Tjädern är en utpräglad skogsfågel knuten till större sammanhängande barrskogsområden. Tupparna och hönorna utnyttjar till viss del olika miljöer, och habitatvalet varierar dessutom mellan olika delar av året. För att det ska finnas livskraftiga tjäderbestånd krävs funktionella skogslandskap med en blandning av uppvuxen, gles och luckig skog, täta sumpskogar, myrar och andra små våtmarker. Arten försvinner när skogen fragmenteras och den sammanlagda arealen hyggen och andra öppna områden blir för stor. Ett småskaligt och försiktigt virkesuttag genom hyggesfria metoder kan i vissa fall vara möjligt i området inom 200 m från lekcentrum. Längre ut från lekcentrum, inom 200–500 m bör den avverkade ytan inte överskrida 1 hektar för att undvika alltför stora och snabba förändringar (Skogsstyrelsen, 2019; SLU Artdatabanken, 2024).</w:t>
       </w:r>
     </w:p>
     <w:p>
@@ -501,6 +530,22 @@
       <w:r>
         <w:t>I den avverkningsanmälda skogen har fridlysta arter sina livsmiljöer och växtplatser. Att skada de fridlysta arternas livsmiljöer, växtplatser eller ekologiska funktion är inte tillåtet enligt artskyddsförordningen.</w:t>
       </w:r>
+      <w:r>
+        <w:rPr>
+          <w:i/>
+        </w:rPr>
+        <w:t xml:space="preserve"> EU:s medlemsländer och skogsbolag är skyldiga att agera i enlighet med EU:s fågeldirektiv där det uttryckligen står att direktivet gäller för fåglar samt för deras ägg, bon och </w:t>
+      </w:r>
+      <w:r>
+        <w:rPr>
+          <w:b/>
+          <w:i/>
+        </w:rPr>
+        <w:t xml:space="preserve">livsmiljöer </w:t>
+      </w:r>
+      <w:r>
+        <w:t>(artikel 1). Vidare att de åtgärder som vidtas inte får leda till en försämring av den nuvarande situationen beträffande bevarandet av de fågelarter som avses i artikel 1 (artikel 13).</w:t>
+      </w:r>
     </w:p>
     <w:p>
       <w:r>
@@ -539,7 +584,7 @@
         <w:rPr>
           <w:i/>
         </w:rPr>
-        <w:t>I det avverkningsanmälda skogsområdet har 11 naturvårdsarter varav 9 rödlistade arter sina livsmiljöer och växtplatser.</w:t>
+        <w:t>I det avverkningsanmälda skogsområdet har 12 naturvårdsarter varav 9 rödlistade arter sina livsmiljöer och växtplatser.</w:t>
       </w:r>
     </w:p>
     <w:p>
@@ -724,6 +769,88 @@
           <w:i/>
         </w:rPr>
         <w:t>I den avverkningsanmälda skogen har fridlysta arter sina livsmiljöer och växtplatser. Att skada de fridlysta arternas livsmiljöer, växtplatser eller ekologiska funktion är inte tillåtet enligt artskyddsförordningen</w:t>
+      </w:r>
+    </w:p>
+    <w:p>
+      <w:r>
+        <w:br w:type="page"/>
+      </w:r>
+    </w:p>
+    <w:p>
+      <w:pPr>
+        <w:pStyle w:val="Title"/>
+      </w:pPr>
+      <w:r>
+        <w:t>BILAGA 1 – Fridlysta arter</w:t>
+      </w:r>
+    </w:p>
+    <w:p>
+      <w:pPr>
+        <w:pStyle w:val="Heading1"/>
+      </w:pPr>
+      <w:r>
+        <w:t>Tjäder – ekologi samt krav på livsmiljön</w:t>
+      </w:r>
+    </w:p>
+    <w:p>
+      <w:r>
+        <w:t xml:space="preserve">Tjäder (§4) omfattas av bilaga 1 och 2 EU:s fågeldirektiv och är typisk art för </w:t>
+      </w:r>
+      <w:r>
+        <w:rPr>
+          <w:i/>
+        </w:rPr>
+        <w:t xml:space="preserve">9010 Taiga </w:t>
+      </w:r>
+      <w:r>
+        <w:t xml:space="preserve">och </w:t>
+      </w:r>
+      <w:r>
+        <w:rPr>
+          <w:i/>
+        </w:rPr>
+        <w:t>9740 Skogsbevuxen myr</w:t>
+      </w:r>
+      <w:r>
+        <w:t>. Tjädern är en utpräglad skogsfågel knuten till större sammanhängande barrskogsområden. Tupparna och hönorna utnyttjar till viss del olika miljöer, och habitatvalet varierar dessutom mellan olika delar av året. För att det ska finnas livskraftiga tjäderbestånd krävs funktionella skogslandskap med en blandning av uppvuxen, gles och luckig skog, täta sumpskogar, myrar och andra små våtmarker (Skogsstyrelsen, 2019; SLU Artdatabanken 2024).</w:t>
+      </w:r>
+    </w:p>
+    <w:p>
+      <w:r>
+        <w:t>Arten försvinner när skogen fragmenteras och den sammanlagda arealen hyggen och andra öppna områden blir för stor. Ett småskaligt och försiktigt virkesuttag genom hyggesfria metoder kan i vissa fall vara möjligt i området inom 200 m från lekcentrum. Längre ut från lekcentrum, inom 200–500 m bör den avverkade ytan inte överskrida 1 hektar för att undvika alltför stora och snabba förändringar (Skogsstyrelsen, 2019).</w:t>
+      </w:r>
+    </w:p>
+    <w:p>
+      <w:pPr>
+        <w:pStyle w:val="Heading2"/>
+      </w:pPr>
+      <w:r>
+        <w:t>Referenser – tjäder</w:t>
+      </w:r>
+    </w:p>
+    <w:p>
+      <w:r>
+        <w:t xml:space="preserve">Skogsstyrelsen, 2019. </w:t>
+      </w:r>
+      <w:r>
+        <w:rPr>
+          <w:i/>
+        </w:rPr>
+        <w:t>Vägledning för hänsyn till fåglar – tjäder.</w:t>
+      </w:r>
+    </w:p>
+    <w:p>
+      <w:r>
+        <w:t xml:space="preserve">SLU Artdatabanken, 2024. </w:t>
+      </w:r>
+      <w:r>
+        <w:rPr>
+          <w:i/>
+        </w:rPr>
+        <w:t xml:space="preserve">Artfaktablad. Naturvård – artfakta. </w:t>
+      </w:r>
+      <w:r>
+        <w:t>SLU Artdatabanken, Uppsala</w:t>
       </w:r>
     </w:p>
     <w:sectPr>
@@ -854,7 +981,7 @@
     <w:r>
       <w:tab/>
       <w:tab/>
-      <w:t>2026-08-21</w:t>
+      <w:t>2026-08-22</w:t>
       <w:br/>
       <w:br/>
     </w:r>
